--- a/templates/民事案件-法人或其它组织/6案件材料移交单（接案）.docx
+++ b/templates/民事案件-法人或其它组织/6案件材料移交单（接案）.docx
@@ -106,7 +106,7 @@
           <w:u w:val="single"/>
           <w:lang w:val="en-US" w:eastAsia="zh-CN"/>
         </w:rPr>
-        <w:t xml:space="preserve"> {{名称}} </w:t>
+        <w:t xml:space="preserve"> {{二委托人}} </w:t>
       </w:r>
     </w:p>
     <w:p>
@@ -179,7 +179,7 @@
           <w:vertAlign w:val="baseline"/>
           <w:lang w:val="en-US" w:eastAsia="zh-CN"/>
         </w:rPr>
-        <w:t xml:space="preserve"> {{统一社会信用代码}} </w:t>
+        <w:t xml:space="preserve"> {{三证件号码}} </w:t>
       </w:r>
     </w:p>
     <w:p>
@@ -253,20 +253,7 @@
           <w:vertAlign w:val="baseline"/>
           <w:lang w:val="en-US" w:eastAsia="zh-CN"/>
         </w:rPr>
-        <w:t xml:space="preserve"> {{电话}}</w:t>
-      </w:r>
-      <w:bookmarkStart w:id="0" w:name="_GoBack"/>
-      <w:bookmarkEnd w:id="0"/>
-      <w:r>
-        <w:rPr>
-          <w:rFonts w:hint="eastAsia" w:ascii="FangSong" w:hAnsi="FangSong" w:eastAsia="FangSong" w:cs="FangSong"/>
-          <w:sz w:val="24"/>
-          <w:szCs w:val="24"/>
-          <w:u w:val="single"/>
-          <w:vertAlign w:val="baseline"/>
-          <w:lang w:val="en-US" w:eastAsia="zh-CN"/>
-        </w:rPr>
-        <w:t xml:space="preserve"> </w:t>
+        <w:t xml:space="preserve"> {{六电话}} </w:t>
       </w:r>
     </w:p>
     <w:p>
@@ -325,10 +312,10 @@
           <w:rFonts w:hint="eastAsia" w:ascii="FangSong" w:hAnsi="FangSong" w:eastAsia="FangSong" w:cs="FangSong"/>
           <w:sz w:val="24"/>
           <w:szCs w:val="24"/>
-          <w:u w:val="single"/>
+          <w:u w:val="none"/>
           <w:lang w:val="en-US" w:eastAsia="zh-CN"/>
         </w:rPr>
-        <w:t xml:space="preserve">      </w:t>
+        <w:t>{{一委托日期}}</w:t>
       </w:r>
       <w:r>
         <w:rPr>
@@ -338,47 +325,7 @@
           <w:u w:val="none"/>
           <w:lang w:val="en-US" w:eastAsia="zh-CN"/>
         </w:rPr>
-        <w:t>年</w:t>
-      </w:r>
-      <w:r>
-        <w:rPr>
-          <w:rFonts w:hint="eastAsia" w:ascii="FangSong" w:hAnsi="FangSong" w:eastAsia="FangSong" w:cs="FangSong"/>
-          <w:sz w:val="24"/>
-          <w:szCs w:val="24"/>
-          <w:u w:val="single"/>
-          <w:lang w:val="en-US" w:eastAsia="zh-CN"/>
-        </w:rPr>
-        <w:t xml:space="preserve">    </w:t>
-      </w:r>
-      <w:r>
-        <w:rPr>
-          <w:rFonts w:hint="eastAsia" w:ascii="FangSong" w:hAnsi="FangSong" w:eastAsia="FangSong" w:cs="FangSong"/>
-          <w:sz w:val="24"/>
-          <w:szCs w:val="24"/>
-          <w:u w:val="none"/>
-          <w:lang w:val="en-US" w:eastAsia="zh-CN"/>
-        </w:rPr>
-        <w:t>月</w:t>
-      </w:r>
-      <w:r>
-        <w:rPr>
-          <w:rFonts w:hint="eastAsia" w:ascii="FangSong" w:hAnsi="FangSong" w:eastAsia="FangSong" w:cs="FangSong"/>
-          <w:sz w:val="24"/>
-          <w:szCs w:val="24"/>
-          <w:u w:val="single"/>
-          <w:lang w:val="en-US" w:eastAsia="zh-CN"/>
-        </w:rPr>
-        <w:t xml:space="preserve">    </w:t>
-      </w:r>
-      <w:r>
-        <w:rPr>
-          <w:rFonts w:hint="eastAsia" w:ascii="FangSong" w:hAnsi="FangSong" w:eastAsia="FangSong" w:cs="FangSong"/>
-          <w:sz w:val="24"/>
-          <w:szCs w:val="24"/>
-          <w:u w:val="none"/>
-          <w:lang w:val="en-US" w:eastAsia="zh-CN"/>
-        </w:rPr>
-        <w:t>日，</w:t>
+        <w:t>，</w:t>
       </w:r>
       <w:r>
         <w:rPr>
@@ -397,7 +344,19 @@
           <w:u w:val="single"/>
           <w:lang w:val="en-US" w:eastAsia="zh-CN"/>
         </w:rPr>
-        <w:t xml:space="preserve">                              </w:t>
+        <w:t xml:space="preserve"> {{十案由}}</w:t>
+      </w:r>
+      <w:bookmarkStart w:id="0" w:name="_GoBack"/>
+      <w:bookmarkEnd w:id="0"/>
+      <w:r>
+        <w:rPr>
+          <w:rFonts w:hint="eastAsia" w:ascii="FangSong" w:hAnsi="FangSong" w:eastAsia="FangSong" w:cs="FangSong"/>
+          <w:sz w:val="24"/>
+          <w:szCs w:val="24"/>
+          <w:u w:val="single"/>
+          <w:lang w:val="en-US" w:eastAsia="zh-CN"/>
+        </w:rPr>
+        <w:t xml:space="preserve"> </w:t>
       </w:r>
       <w:r>
         <w:rPr>
@@ -4294,6 +4253,7 @@
           <w:rFonts w:hint="default"/>
           <w:sz w:val="24"/>
           <w:szCs w:val="24"/>
+          <w:u w:val="none"/>
           <w:lang w:val="en-US" w:eastAsia="zh-CN"/>
         </w:rPr>
       </w:pPr>
@@ -4302,60 +4262,10 @@
           <w:rFonts w:hint="eastAsia" w:ascii="FangSong" w:hAnsi="FangSong" w:eastAsia="FangSong" w:cs="FangSong"/>
           <w:sz w:val="24"/>
           <w:szCs w:val="24"/>
-          <w:u w:val="single"/>
-          <w:lang w:val="en-US" w:eastAsia="zh-CN"/>
-        </w:rPr>
-        <w:t xml:space="preserve">      </w:t>
-      </w:r>
-      <w:r>
-        <w:rPr>
-          <w:rFonts w:hint="eastAsia" w:ascii="FangSong" w:hAnsi="FangSong" w:eastAsia="FangSong" w:cs="FangSong"/>
-          <w:sz w:val="24"/>
-          <w:szCs w:val="24"/>
           <w:u w:val="none"/>
           <w:lang w:val="en-US" w:eastAsia="zh-CN"/>
         </w:rPr>
-        <w:t>年</w:t>
-      </w:r>
-      <w:r>
-        <w:rPr>
-          <w:rFonts w:hint="eastAsia" w:ascii="FangSong" w:hAnsi="FangSong" w:eastAsia="FangSong" w:cs="FangSong"/>
-          <w:sz w:val="24"/>
-          <w:szCs w:val="24"/>
-          <w:u w:val="single"/>
-          <w:lang w:val="en-US" w:eastAsia="zh-CN"/>
-        </w:rPr>
-        <w:t xml:space="preserve">    </w:t>
-      </w:r>
-      <w:r>
-        <w:rPr>
-          <w:rFonts w:hint="eastAsia" w:ascii="FangSong" w:hAnsi="FangSong" w:eastAsia="FangSong" w:cs="FangSong"/>
-          <w:sz w:val="24"/>
-          <w:szCs w:val="24"/>
-          <w:u w:val="none"/>
-          <w:lang w:val="en-US" w:eastAsia="zh-CN"/>
-        </w:rPr>
-        <w:t>月</w:t>
-      </w:r>
-      <w:r>
-        <w:rPr>
-          <w:rFonts w:hint="eastAsia" w:ascii="FangSong" w:hAnsi="FangSong" w:eastAsia="FangSong" w:cs="FangSong"/>
-          <w:sz w:val="24"/>
-          <w:szCs w:val="24"/>
-          <w:u w:val="single"/>
-          <w:lang w:val="en-US" w:eastAsia="zh-CN"/>
-        </w:rPr>
-        <w:t xml:space="preserve">    </w:t>
-      </w:r>
-      <w:r>
-        <w:rPr>
-          <w:rFonts w:hint="eastAsia" w:ascii="FangSong" w:hAnsi="FangSong" w:eastAsia="FangSong" w:cs="FangSong"/>
-          <w:sz w:val="24"/>
-          <w:szCs w:val="24"/>
-          <w:u w:val="none"/>
-          <w:lang w:val="en-US" w:eastAsia="zh-CN"/>
-        </w:rPr>
-        <w:t xml:space="preserve">日 </w:t>
+        <w:t>{{一委托日期}}</w:t>
       </w:r>
     </w:p>
     <w:sectPr>
@@ -4444,7 +4354,7 @@
     <w:lsdException w:qFormat="1" w:unhideWhenUsed="0" w:uiPriority="0" w:semiHidden="0" w:name="Title"/>
     <w:lsdException w:unhideWhenUsed="0" w:uiPriority="0" w:semiHidden="0" w:name="Closing"/>
     <w:lsdException w:unhideWhenUsed="0" w:uiPriority="0" w:semiHidden="0" w:name="Signature"/>
-    <w:lsdException w:qFormat="1" w:unhideWhenUsed="0" w:uiPriority="0" w:name="Default Paragraph Font"/>
+    <w:lsdException w:unhideWhenUsed="0" w:uiPriority="0" w:name="Default Paragraph Font"/>
     <w:lsdException w:unhideWhenUsed="0" w:uiPriority="0" w:semiHidden="0" w:name="Body Text"/>
     <w:lsdException w:unhideWhenUsed="0" w:uiPriority="0" w:semiHidden="0" w:name="Body Text Indent"/>
     <w:lsdException w:unhideWhenUsed="0" w:uiPriority="0" w:semiHidden="0" w:name="List Continue"/>
@@ -4482,7 +4392,7 @@
     <w:lsdException w:unhideWhenUsed="0" w:uiPriority="0" w:semiHidden="0" w:name="HTML Sample"/>
     <w:lsdException w:unhideWhenUsed="0" w:uiPriority="0" w:semiHidden="0" w:name="HTML Typewriter"/>
     <w:lsdException w:unhideWhenUsed="0" w:uiPriority="0" w:semiHidden="0" w:name="HTML Variable"/>
-    <w:lsdException w:unhideWhenUsed="0" w:uiPriority="0" w:name="Normal Table"/>
+    <w:lsdException w:qFormat="1" w:unhideWhenUsed="0" w:uiPriority="0" w:name="Normal Table"/>
     <w:lsdException w:unhideWhenUsed="0" w:uiPriority="0" w:semiHidden="0" w:name="annotation subject"/>
     <w:lsdException w:unhideWhenUsed="0" w:uiPriority="0" w:semiHidden="0" w:name="Table Simple 1"/>
     <w:lsdException w:unhideWhenUsed="0" w:uiPriority="0" w:semiHidden="0" w:name="Table Simple 2"/>
@@ -4527,7 +4437,7 @@
     <w:lsdException w:unhideWhenUsed="0" w:uiPriority="0" w:semiHidden="0" w:name="Table Web 2"/>
     <w:lsdException w:unhideWhenUsed="0" w:uiPriority="0" w:semiHidden="0" w:name="Table Web 3"/>
     <w:lsdException w:unhideWhenUsed="0" w:uiPriority="0" w:semiHidden="0" w:name="Balloon Text"/>
-    <w:lsdException w:unhideWhenUsed="0" w:uiPriority="0" w:semiHidden="0" w:name="Table Grid"/>
+    <w:lsdException w:qFormat="1" w:unhideWhenUsed="0" w:uiPriority="0" w:semiHidden="0" w:name="Table Grid"/>
     <w:lsdException w:unhideWhenUsed="0" w:uiPriority="0" w:semiHidden="0" w:name="Table Theme"/>
     <w:lsdException w:unhideWhenUsed="0" w:uiPriority="60" w:semiHidden="0" w:name="Light Shading"/>
     <w:lsdException w:unhideWhenUsed="0" w:uiPriority="61" w:semiHidden="0" w:name="Light List"/>
@@ -4647,12 +4557,12 @@
   <w:style w:type="character" w:default="1" w:styleId="4">
     <w:name w:val="Default Paragraph Font"/>
     <w:semiHidden/>
-    <w:qFormat/>
     <w:uiPriority w:val="0"/>
   </w:style>
   <w:style w:type="table" w:default="1" w:styleId="2">
     <w:name w:val="Normal Table"/>
     <w:semiHidden/>
+    <w:qFormat/>
     <w:uiPriority w:val="0"/>
     <w:tblPr>
       <w:tblCellMar>
@@ -4666,6 +4576,7 @@
   <w:style w:type="table" w:styleId="3">
     <w:name w:val="Table Grid"/>
     <w:basedOn w:val="2"/>
+    <w:qFormat/>
     <w:uiPriority w:val="0"/>
     <w:pPr>
       <w:widowControl w:val="0"/>

--- a/templates/民事案件-法人或其它组织/6案件材料移交单（接案）.docx
+++ b/templates/民事案件-法人或其它组织/6案件材料移交单（接案）.docx
@@ -106,7 +106,7 @@
           <w:u w:val="single"/>
           <w:lang w:val="en-US" w:eastAsia="zh-CN"/>
         </w:rPr>
-        <w:t xml:space="preserve"> {{二委托人}} </w:t>
+        <w:t xml:space="preserve"> {{_2委托人}} </w:t>
       </w:r>
     </w:p>
     <w:p>
@@ -179,7 +179,7 @@
           <w:vertAlign w:val="baseline"/>
           <w:lang w:val="en-US" w:eastAsia="zh-CN"/>
         </w:rPr>
-        <w:t xml:space="preserve"> {{三证件号码}} </w:t>
+        <w:t xml:space="preserve"> {{_3证件号码}} </w:t>
       </w:r>
     </w:p>
     <w:p>
@@ -253,7 +253,7 @@
           <w:vertAlign w:val="baseline"/>
           <w:lang w:val="en-US" w:eastAsia="zh-CN"/>
         </w:rPr>
-        <w:t xml:space="preserve"> {{六电话}} </w:t>
+        <w:t xml:space="preserve"> {{_6电话}} </w:t>
       </w:r>
     </w:p>
     <w:p>
@@ -315,7 +315,7 @@
           <w:u w:val="none"/>
           <w:lang w:val="en-US" w:eastAsia="zh-CN"/>
         </w:rPr>
-        <w:t>{{一委托日期}}</w:t>
+        <w:t>{{_1委托日期}}</w:t>
       </w:r>
       <w:r>
         <w:rPr>
@@ -344,7 +344,7 @@
           <w:u w:val="single"/>
           <w:lang w:val="en-US" w:eastAsia="zh-CN"/>
         </w:rPr>
-        <w:t xml:space="preserve"> {{十案由}}</w:t>
+        <w:t xml:space="preserve"> {{_10案由}}</w:t>
       </w:r>
       <w:bookmarkStart w:id="0" w:name="_GoBack"/>
       <w:bookmarkEnd w:id="0"/>
@@ -4265,7 +4265,7 @@
           <w:u w:val="none"/>
           <w:lang w:val="en-US" w:eastAsia="zh-CN"/>
         </w:rPr>
-        <w:t>{{一委托日期}}</w:t>
+        <w:t>{{_1委托日期}}</w:t>
       </w:r>
     </w:p>
     <w:sectPr>
